--- a/Files/06 - Yom Tov/12 - Hoshana Raba/5786/Hoshana Raba 5786.docx
+++ b/Files/06 - Yom Tov/12 - Hoshana Raba/5786/Hoshana Raba 5786.docx
@@ -2146,7 +2146,7 @@
         <w:rPr>
           <w:rFonts w:ascii="Times New Roman" w:hAnsi="Times New Roman" w:cs="Times New Roman"/>
         </w:rPr>
-        <w:t xml:space="preserve"> and</w:t>
+        <w:t xml:space="preserve"> and </w:t>
       </w:r>
       <w:r>
         <w:rPr>

--- a/Files/06 - Yom Tov/12 - Hoshana Raba/5786/Hoshana Raba 5786.docx
+++ b/Files/06 - Yom Tov/12 - Hoshana Raba/5786/Hoshana Raba 5786.docx
@@ -2186,7 +2186,7 @@
           <w:rFonts w:ascii="Times New Roman" w:hAnsi="Times New Roman" w:cs="Times New Roman"/>
           <w:rtl/>
         </w:rPr>
-        <w:t>"</w:t>
+        <w:t>״</w:t>
       </w:r>
       <w:r>
         <w:rPr>

--- a/Files/06 - Yom Tov/12 - Hoshana Raba/5786/Hoshana Raba 5786.docx
+++ b/Files/06 - Yom Tov/12 - Hoshana Raba/5786/Hoshana Raba 5786.docx
@@ -2146,7 +2146,7 @@
         <w:rPr>
           <w:rFonts w:ascii="Times New Roman" w:hAnsi="Times New Roman" w:cs="Times New Roman"/>
         </w:rPr>
-        <w:t xml:space="preserve"> and </w:t>
+        <w:t xml:space="preserve"> and</w:t>
       </w:r>
       <w:r>
         <w:rPr>
@@ -2186,7 +2186,7 @@
           <w:rFonts w:ascii="Times New Roman" w:hAnsi="Times New Roman" w:cs="Times New Roman"/>
           <w:rtl/>
         </w:rPr>
-        <w:t>״</w:t>
+        <w:t>"</w:t>
       </w:r>
       <w:r>
         <w:rPr>
@@ -2485,7 +2485,7 @@
         <w:rPr>
           <w:rFonts w:ascii="Times New Roman" w:hAnsi="Times New Roman" w:cs="Times New Roman"/>
         </w:rPr>
-        <w:t xml:space="preserve"> made it come out that way that that </w:t>
+        <w:t xml:space="preserve"> made it come out that way that </w:t>
       </w:r>
       <w:r>
         <w:rPr>

--- a/Files/06 - Yom Tov/12 - Hoshana Raba/5786/Hoshana Raba 5786.docx
+++ b/Files/06 - Yom Tov/12 - Hoshana Raba/5786/Hoshana Raba 5786.docx
@@ -2146,7 +2146,7 @@
         <w:rPr>
           <w:rFonts w:ascii="Times New Roman" w:hAnsi="Times New Roman" w:cs="Times New Roman"/>
         </w:rPr>
-        <w:t xml:space="preserve"> and</w:t>
+        <w:t xml:space="preserve"> and </w:t>
       </w:r>
       <w:r>
         <w:rPr>
@@ -2186,7 +2186,7 @@
           <w:rFonts w:ascii="Times New Roman" w:hAnsi="Times New Roman" w:cs="Times New Roman"/>
           <w:rtl/>
         </w:rPr>
-        <w:t>"</w:t>
+        <w:t>״</w:t>
       </w:r>
       <w:r>
         <w:rPr>
